--- a/templates/word/manuscript-template.docx
+++ b/templates/word/manuscript-template.docx
@@ -37,7 +37,7 @@
         <w:rPr>
           <w:color w:val="000000"/>
         </w:rPr>
-        <w:t>Abstract (ACS ≤300 words; RSC 50–250; Wiley ≤200 — no references, no graphics)</w:t>
+        <w:t>Abstract</w:t>
       </w:r>
     </w:p>
     <w:p>
@@ -181,7 +181,7 @@
     </w:p>
     <w:p>
       <w:r>
-        <w:t>Compound 2: yellow solid, 82% (0.86 mmol, 0.242 g); mp 142–144 °C. ¹H NMR (400 MHz, CDCl₃) δ 8.21 (d, J = 8.8 Hz, 2H), 3.92 (s, 3H, OCH₃); ¹³C{¹H} NMR (100 MHz, CDCl₃) δ 161.2, 144.3, 55.6; HRMS (ESI-TOF) m/z calcd for C₁₄H₁₀NO₂S [M+H]⁺ 256.0427, found 256.0431.</w:t>
+        <w:t>Compound 2: yellow solid, 82% (0.82 mmol, 0.211 g); mp 142–144 °C. ¹H NMR (400 MHz, CDCl₃) δ 8.21 (d, J = 8.8 Hz, 2H, ArH), 7.42 (dd, J = 8.8, 2.1 Hz, 2H, ArH), 6.98 (d, J = 2.1 Hz, 1H, ArH), 4.10 (q, J = 7.1 Hz, 2H, OCH₂), 3.92 (s, 3H, OCH₃), 1.28 (t, J = 7.1 Hz, 3H, CH₃); ¹³C{¹H} NMR (100 MHz, CDCl₃) δ 161.2, 158.9, 144.3, 131.8, 125.4, 120.7, 111.9, 66.4, 55.6, 14.3; IR (KBr) ν̃ 2224 (C≡N), 1608, 1512 cm⁻¹; HRMS (ESI-TOF) m/z calcd for C₁₄H₁₁NO₂S [M+H]⁺ 258.0583, found 258.0587.</w:t>
       </w:r>
     </w:p>
     <w:p>
